--- a/项目设计文档.docx
+++ b/项目设计文档.docx
@@ -311,6 +311,7 @@
     </w:p>
     <w:p>
       <w:pPr>
+        <w:ind w:firstLine="240" w:firstLineChars="100"/>
         <w:rPr>
           <w:rFonts w:hint="default" w:ascii="var(--ty-font-text)" w:hAnsi="var(--ty-font-text)" w:eastAsia="var(--ty-font-text)" w:cs="var(--ty-font-text)"/>
           <w:spacing w:val="0"/>
@@ -361,14 +362,25 @@
     <w:p>
       <w:pPr>
         <w:rPr>
-          <w:rFonts w:hint="default"/>
-          <w:sz w:val="24"/>
-          <w:szCs w:val="24"/>
-        </w:rPr>
-      </w:pPr>
-    </w:p>
-    <w:p>
-      <w:pPr>
+          <w:rFonts w:hint="eastAsia" w:eastAsiaTheme="minorEastAsia"/>
+          <w:sz w:val="24"/>
+          <w:szCs w:val="24"/>
+          <w:lang w:val="en-US" w:eastAsia="zh-CN"/>
+        </w:rPr>
+      </w:pPr>
+      <w:r>
+        <w:rPr>
+          <w:rFonts w:hint="eastAsia"/>
+          <w:sz w:val="24"/>
+          <w:szCs w:val="24"/>
+          <w:lang w:val="en-US" w:eastAsia="zh-CN"/>
+        </w:rPr>
+        <w:t xml:space="preserve"> </w:t>
+      </w:r>
+    </w:p>
+    <w:p>
+      <w:pPr>
+        <w:ind w:firstLine="240" w:firstLineChars="100"/>
         <w:rPr>
           <w:rFonts w:hint="default" w:ascii="var(--ty-font-text)" w:hAnsi="var(--ty-font-text)" w:eastAsia="var(--ty-font-text)" w:cs="var(--ty-font-text)"/>
           <w:spacing w:val="0"/>
@@ -1004,16 +1016,6 @@
         <w:jc w:val="left"/>
         <w:rPr>
           <w:rFonts w:hint="eastAsia" w:asciiTheme="majorEastAsia" w:hAnsiTheme="majorEastAsia" w:eastAsiaTheme="majorEastAsia" w:cstheme="majorEastAsia"/>
-          <w:spacing w:val="3"/>
-          <w:kern w:val="2"/>
-          <w:sz w:val="24"/>
-          <w:szCs w:val="24"/>
-          <w:lang w:val="en-US" w:eastAsia="zh-CN" w:bidi="ar-SA"/>
-        </w:rPr>
-      </w:pPr>
-      <w:r>
-        <w:rPr>
-          <w:rFonts w:hint="eastAsia" w:asciiTheme="majorEastAsia" w:hAnsiTheme="majorEastAsia" w:eastAsiaTheme="majorEastAsia" w:cstheme="majorEastAsia"/>
           <w:i w:val="0"/>
           <w:iCs w:val="0"/>
           <w:caps w:val="0"/>
@@ -1025,7 +1027,154 @@
           <w:shd w:val="clear" w:fill="FFFFFF"/>
           <w:lang w:val="en-US" w:eastAsia="zh-CN" w:bidi="ar-SA"/>
         </w:rPr>
+      </w:pPr>
+      <w:r>
+        <w:rPr>
+          <w:rFonts w:hint="eastAsia" w:asciiTheme="majorEastAsia" w:hAnsiTheme="majorEastAsia" w:eastAsiaTheme="majorEastAsia" w:cstheme="majorEastAsia"/>
+          <w:i w:val="0"/>
+          <w:iCs w:val="0"/>
+          <w:caps w:val="0"/>
+          <w:color w:val="060A26"/>
+          <w:spacing w:val="3"/>
+          <w:kern w:val="2"/>
+          <w:sz w:val="24"/>
+          <w:szCs w:val="24"/>
+          <w:shd w:val="clear" w:fill="FFFFFF"/>
+          <w:lang w:val="en-US" w:eastAsia="zh-CN" w:bidi="ar-SA"/>
+        </w:rPr>
         <w:t>一旦涉及查看“空闲时段”、提交“预约申请”或访问“个人中心”，系统必须强制跳转至登录页面。</w:t>
+      </w:r>
+    </w:p>
+    <w:p>
+      <w:pPr>
+        <w:keepNext w:val="0"/>
+        <w:keepLines w:val="0"/>
+        <w:widowControl/>
+        <w:numPr>
+          <w:ilvl w:val="0"/>
+          <w:numId w:val="0"/>
+        </w:numPr>
+        <w:suppressLineNumbers w:val="0"/>
+        <w:pBdr>
+          <w:left w:val="none" w:color="auto" w:sz="0" w:space="0"/>
+        </w:pBdr>
+        <w:spacing w:before="0" w:beforeAutospacing="1" w:after="0" w:afterAutospacing="1"/>
+        <w:ind w:leftChars="-200"/>
+        <w:jc w:val="left"/>
+        <w:rPr>
+          <w:rFonts w:hint="eastAsia"/>
+        </w:rPr>
+      </w:pPr>
+      <w:r>
+        <w:rPr>
+          <w:rFonts w:hint="eastAsia"/>
+        </w:rPr>
+        <w:drawing>
+          <wp:inline distT="0" distB="0" distL="114300" distR="114300">
+            <wp:extent cx="4559300" cy="3590925"/>
+            <wp:effectExtent l="0" t="0" r="0" b="3175"/>
+            <wp:docPr id="6" name="图片 4" descr="2"/>
+            <wp:cNvGraphicFramePr>
+              <a:graphicFrameLocks xmlns:a="http://schemas.openxmlformats.org/drawingml/2006/main" noChangeAspect="1"/>
+            </wp:cNvGraphicFramePr>
+            <a:graphic xmlns:a="http://schemas.openxmlformats.org/drawingml/2006/main">
+              <a:graphicData uri="http://schemas.openxmlformats.org/drawingml/2006/picture">
+                <pic:pic xmlns:pic="http://schemas.openxmlformats.org/drawingml/2006/picture">
+                  <pic:nvPicPr>
+                    <pic:cNvPr id="6" name="图片 4" descr="2"/>
+                    <pic:cNvPicPr>
+                      <a:picLocks noChangeAspect="1"/>
+                    </pic:cNvPicPr>
+                  </pic:nvPicPr>
+                  <pic:blipFill>
+                    <a:blip r:embed="rId6"/>
+                    <a:stretch>
+                      <a:fillRect/>
+                    </a:stretch>
+                  </pic:blipFill>
+                  <pic:spPr>
+                    <a:xfrm>
+                      <a:off x="0" y="0"/>
+                      <a:ext cx="4559300" cy="3590925"/>
+                    </a:xfrm>
+                    <a:prstGeom prst="rect">
+                      <a:avLst/>
+                    </a:prstGeom>
+                    <a:noFill/>
+                    <a:ln>
+                      <a:noFill/>
+                    </a:ln>
+                  </pic:spPr>
+                </pic:pic>
+              </a:graphicData>
+            </a:graphic>
+          </wp:inline>
+        </w:drawing>
+      </w:r>
+    </w:p>
+    <w:p>
+      <w:pPr>
+        <w:keepNext w:val="0"/>
+        <w:keepLines w:val="0"/>
+        <w:widowControl/>
+        <w:numPr>
+          <w:ilvl w:val="0"/>
+          <w:numId w:val="0"/>
+        </w:numPr>
+        <w:suppressLineNumbers w:val="0"/>
+        <w:pBdr>
+          <w:left w:val="none" w:color="auto" w:sz="0" w:space="0"/>
+        </w:pBdr>
+        <w:spacing w:before="0" w:beforeAutospacing="1" w:after="0" w:afterAutospacing="1"/>
+        <w:ind w:leftChars="-200"/>
+        <w:jc w:val="left"/>
+        <w:rPr>
+          <w:rFonts w:hint="eastAsia"/>
+          <w:lang w:val="en-US" w:eastAsia="zh-CN"/>
+        </w:rPr>
+      </w:pPr>
+      <w:r>
+        <w:drawing>
+          <wp:inline distT="0" distB="0" distL="114300" distR="114300">
+            <wp:extent cx="5271135" cy="2733675"/>
+            <wp:effectExtent l="0" t="0" r="12065" b="9525"/>
+            <wp:docPr id="7" name="图片 5"/>
+            <wp:cNvGraphicFramePr>
+              <a:graphicFrameLocks xmlns:a="http://schemas.openxmlformats.org/drawingml/2006/main" noChangeAspect="1"/>
+            </wp:cNvGraphicFramePr>
+            <a:graphic xmlns:a="http://schemas.openxmlformats.org/drawingml/2006/main">
+              <a:graphicData uri="http://schemas.openxmlformats.org/drawingml/2006/picture">
+                <pic:pic xmlns:pic="http://schemas.openxmlformats.org/drawingml/2006/picture">
+                  <pic:nvPicPr>
+                    <pic:cNvPr id="7" name="图片 5"/>
+                    <pic:cNvPicPr>
+                      <a:picLocks noChangeAspect="1"/>
+                    </pic:cNvPicPr>
+                  </pic:nvPicPr>
+                  <pic:blipFill>
+                    <a:blip r:embed="rId7"/>
+                    <a:stretch>
+                      <a:fillRect/>
+                    </a:stretch>
+                  </pic:blipFill>
+                  <pic:spPr>
+                    <a:xfrm>
+                      <a:off x="0" y="0"/>
+                      <a:ext cx="5271135" cy="2733675"/>
+                    </a:xfrm>
+                    <a:prstGeom prst="rect">
+                      <a:avLst/>
+                    </a:prstGeom>
+                    <a:noFill/>
+                    <a:ln>
+                      <a:noFill/>
+                    </a:ln>
+                  </pic:spPr>
+                </pic:pic>
+              </a:graphicData>
+            </a:graphic>
+          </wp:inline>
+        </w:drawing>
       </w:r>
     </w:p>
     <w:p>
@@ -1159,7 +1308,6 @@
             <w:insideH w:val="none" w:color="auto" w:sz="0" w:space="0"/>
             <w:insideV w:val="none" w:color="auto" w:sz="0" w:space="0"/>
           </w:tblBorders>
-          <w:shd w:val="clear" w:color="auto" w:fill="auto"/>
           <w:tblCellMar>
             <w:top w:w="15" w:type="dxa"/>
             <w:left w:w="15" w:type="dxa"/>
@@ -1330,7 +1478,6 @@
             <w:insideH w:val="none" w:color="auto" w:sz="0" w:space="0"/>
             <w:insideV w:val="none" w:color="auto" w:sz="0" w:space="0"/>
           </w:tblBorders>
-          <w:shd w:val="clear" w:color="auto" w:fill="auto"/>
           <w:tblCellMar>
             <w:top w:w="15" w:type="dxa"/>
             <w:left w:w="15" w:type="dxa"/>
@@ -1482,7 +1629,6 @@
             <w:insideH w:val="none" w:color="auto" w:sz="0" w:space="0"/>
             <w:insideV w:val="none" w:color="auto" w:sz="0" w:space="0"/>
           </w:tblBorders>
-          <w:shd w:val="clear" w:color="auto" w:fill="auto"/>
           <w:tblCellMar>
             <w:top w:w="15" w:type="dxa"/>
             <w:left w:w="15" w:type="dxa"/>
@@ -1656,7 +1802,6 @@
             <w:insideH w:val="none" w:color="auto" w:sz="0" w:space="0"/>
             <w:insideV w:val="none" w:color="auto" w:sz="0" w:space="0"/>
           </w:tblBorders>
-          <w:shd w:val="clear" w:color="auto" w:fill="auto"/>
           <w:tblCellMar>
             <w:top w:w="15" w:type="dxa"/>
             <w:left w:w="15" w:type="dxa"/>
@@ -1852,7 +1997,6 @@
             <w:insideH w:val="none" w:color="auto" w:sz="0" w:space="0"/>
             <w:insideV w:val="none" w:color="auto" w:sz="0" w:space="0"/>
           </w:tblBorders>
-          <w:shd w:val="clear" w:color="auto" w:fill="auto"/>
           <w:tblCellMar>
             <w:top w:w="15" w:type="dxa"/>
             <w:left w:w="15" w:type="dxa"/>
@@ -2065,7 +2209,7 @@
           <w:shd w:val="clear" w:fill="FFFFFF"/>
           <w:lang w:val="en-US" w:eastAsia="zh-CN" w:bidi="ar"/>
         </w:rPr>
-        <w:t>3. 数据与安全需求</w:t>
+        <w:t>3. 数据与安全</w:t>
       </w:r>
     </w:p>
     <w:p>
@@ -2758,7 +2902,7 @@
                     </pic:cNvPicPr>
                   </pic:nvPicPr>
                   <pic:blipFill>
-                    <a:blip r:embed="rId6"/>
+                    <a:blip r:embed="rId8"/>
                     <a:stretch>
                       <a:fillRect/>
                     </a:stretch>
@@ -2826,6 +2970,36 @@
         <w:spacing w:before="0" w:beforeAutospacing="1" w:after="0" w:afterAutospacing="1"/>
         <w:ind w:leftChars="0"/>
         <w:jc w:val="left"/>
+      </w:pPr>
+    </w:p>
+    <w:p>
+      <w:pPr>
+        <w:keepNext w:val="0"/>
+        <w:keepLines w:val="0"/>
+        <w:widowControl/>
+        <w:numPr>
+          <w:ilvl w:val="0"/>
+          <w:numId w:val="0"/>
+        </w:numPr>
+        <w:suppressLineNumbers w:val="0"/>
+        <w:spacing w:before="0" w:beforeAutospacing="1" w:after="0" w:afterAutospacing="1"/>
+        <w:ind w:leftChars="0"/>
+        <w:jc w:val="left"/>
+      </w:pPr>
+    </w:p>
+    <w:p>
+      <w:pPr>
+        <w:keepNext w:val="0"/>
+        <w:keepLines w:val="0"/>
+        <w:widowControl/>
+        <w:numPr>
+          <w:ilvl w:val="0"/>
+          <w:numId w:val="0"/>
+        </w:numPr>
+        <w:suppressLineNumbers w:val="0"/>
+        <w:spacing w:before="0" w:beforeAutospacing="1" w:after="0" w:afterAutospacing="1"/>
+        <w:ind w:leftChars="0"/>
+        <w:jc w:val="left"/>
         <w:rPr>
           <w:rFonts w:hint="eastAsia" w:eastAsiaTheme="minorEastAsia"/>
           <w:b/>
@@ -2884,7 +3058,7 @@
                     </pic:cNvPicPr>
                   </pic:nvPicPr>
                   <pic:blipFill>
-                    <a:blip r:embed="rId7"/>
+                    <a:blip r:embed="rId9"/>
                     <a:stretch>
                       <a:fillRect/>
                     </a:stretch>
@@ -4183,7 +4357,7 @@
           <w:szCs w:val="24"/>
           <w:u w:val="none"/>
         </w:rPr>
-        <w:t>3. 数据属性需求</w:t>
+        <w:t>3. 数据属性</w:t>
       </w:r>
     </w:p>
     <w:p>
@@ -4348,46 +4522,6 @@
         <w:keepNext w:val="0"/>
         <w:keepLines w:val="0"/>
         <w:widowControl/>
-        <w:suppressLineNumbers w:val="0"/>
-        <w:spacing w:before="0" w:beforeAutospacing="1" w:after="0" w:afterAutospacing="1"/>
-        <w:jc w:val="both"/>
-        <w:outlineLvl w:val="3"/>
-        <w:rPr>
-          <w:rFonts w:hint="eastAsia" w:ascii="宋体" w:hAnsi="宋体" w:eastAsia="宋体" w:cs="宋体"/>
-          <w:b/>
-          <w:bCs/>
-          <w:i w:val="0"/>
-          <w:strike w:val="0"/>
-          <w:color w:val="auto"/>
-          <w:kern w:val="0"/>
-          <w:sz w:val="24"/>
-          <w:szCs w:val="24"/>
-          <w:u w:val="none"/>
-          <w:lang w:val="en-US" w:eastAsia="zh-CN" w:bidi="ar"/>
-        </w:rPr>
-      </w:pPr>
-      <w:r>
-        <w:rPr>
-          <w:rFonts w:hint="eastAsia" w:ascii="宋体" w:hAnsi="宋体" w:eastAsia="宋体" w:cs="宋体"/>
-          <w:b/>
-          <w:bCs/>
-          <w:i w:val="0"/>
-          <w:strike w:val="0"/>
-          <w:color w:val="auto"/>
-          <w:kern w:val="0"/>
-          <w:sz w:val="24"/>
-          <w:szCs w:val="24"/>
-          <w:u w:val="none"/>
-          <w:lang w:val="en-US" w:eastAsia="zh-CN" w:bidi="ar"/>
-        </w:rPr>
-        <w:t>4. 非功能性需求</w:t>
-      </w:r>
-    </w:p>
-    <w:p>
-      <w:pPr>
-        <w:keepNext w:val="0"/>
-        <w:keepLines w:val="0"/>
-        <w:widowControl/>
         <w:numPr>
           <w:ilvl w:val="0"/>
           <w:numId w:val="0"/>
@@ -4422,49 +4556,7 @@
           <w:u w:val="none"/>
           <w:lang w:val="en-US" w:eastAsia="zh-CN" w:bidi="ar"/>
         </w:rPr>
-        <w:t>实时性：当管理员修改实验室状态或信息时，学生端的查询结果需实时同步，避免出现“查得到但约不了”的数据延迟问题。</w:t>
-      </w:r>
-    </w:p>
-    <w:p>
-      <w:pPr>
-        <w:keepNext w:val="0"/>
-        <w:keepLines w:val="0"/>
-        <w:widowControl/>
-        <w:numPr>
-          <w:ilvl w:val="0"/>
-          <w:numId w:val="0"/>
-        </w:numPr>
-        <w:suppressLineNumbers w:val="0"/>
-        <w:spacing w:before="0" w:beforeAutospacing="1" w:after="120" w:afterAutospacing="1" w:line="360" w:lineRule="auto"/>
-        <w:ind w:left="420" w:leftChars="0" w:right="0" w:rightChars="0"/>
-        <w:jc w:val="both"/>
-        <w:rPr>
-          <w:rFonts w:eastAsia="宋体" w:asciiTheme="minorHAnsi" w:hAnsiTheme="minorHAnsi" w:cstheme="minorBidi"/>
-          <w:b w:val="0"/>
-          <w:i w:val="0"/>
-          <w:strike w:val="0"/>
-          <w:color w:val="auto"/>
-          <w:kern w:val="0"/>
-          <w:sz w:val="24"/>
-          <w:szCs w:val="24"/>
-          <w:u w:val="none"/>
-          <w:lang w:val="en-US" w:eastAsia="zh-CN" w:bidi="ar"/>
-        </w:rPr>
-      </w:pPr>
-      <w:r>
-        <w:rPr>
-          <w:rFonts w:eastAsia="宋体" w:asciiTheme="minorHAnsi" w:hAnsiTheme="minorHAnsi" w:cstheme="minorBidi"/>
-          <w:b w:val="0"/>
-          <w:i w:val="0"/>
-          <w:strike w:val="0"/>
-          <w:color w:val="auto"/>
-          <w:kern w:val="0"/>
-          <w:sz w:val="24"/>
-          <w:szCs w:val="24"/>
-          <w:u w:val="none"/>
-          <w:lang w:val="en-US" w:eastAsia="zh-CN" w:bidi="ar"/>
-        </w:rPr>
-        <w:t>数据一致性：实验室信息需与预约模块、时段模块关联，确保删除实验室时，关联的预约和时段数据得到妥善处理（如级联删除或置为无效）。</w:t>
+        <w:t>。</w:t>
       </w:r>
     </w:p>
     <w:p>
@@ -4808,7 +4900,6 @@
             <w:insideH w:val="none" w:color="auto" w:sz="0" w:space="0"/>
             <w:insideV w:val="none" w:color="auto" w:sz="0" w:space="0"/>
           </w:tblBorders>
-          <w:shd w:val="clear" w:color="auto" w:fill="auto"/>
           <w:tblCellMar>
             <w:top w:w="15" w:type="dxa"/>
             <w:left w:w="15" w:type="dxa"/>
@@ -4983,195 +5074,6 @@
                 <w:lang w:val="en-US" w:eastAsia="zh-CN" w:bidi="ar"/>
               </w:rPr>
               <w:t>学生</w:t>
-            </w:r>
-          </w:p>
-        </w:tc>
-      </w:tr>
-      <w:tr>
-        <w:tblPrEx>
-          <w:tblBorders>
-            <w:top w:val="none" w:color="auto" w:sz="0" w:space="0"/>
-            <w:left w:val="none" w:color="auto" w:sz="0" w:space="0"/>
-            <w:bottom w:val="none" w:color="auto" w:sz="0" w:space="0"/>
-            <w:right w:val="none" w:color="auto" w:sz="0" w:space="0"/>
-            <w:insideH w:val="none" w:color="auto" w:sz="0" w:space="0"/>
-            <w:insideV w:val="none" w:color="auto" w:sz="0" w:space="0"/>
-          </w:tblBorders>
-          <w:shd w:val="clear" w:color="auto" w:fill="auto"/>
-          <w:tblCellMar>
-            <w:top w:w="15" w:type="dxa"/>
-            <w:left w:w="15" w:type="dxa"/>
-            <w:bottom w:w="15" w:type="dxa"/>
-            <w:right w:w="15" w:type="dxa"/>
-          </w:tblCellMar>
-        </w:tblPrEx>
-        <w:trPr>
-          <w:tblCellSpacing w:w="15" w:type="dxa"/>
-        </w:trPr>
-        <w:tc>
-          <w:tcPr>
-            <w:tcW w:w="0" w:type="auto"/>
-            <w:shd w:val="clear" w:color="auto" w:fill="auto"/>
-            <w:vAlign w:val="center"/>
-          </w:tcPr>
-          <w:p>
-            <w:pPr>
-              <w:keepNext w:val="0"/>
-              <w:keepLines w:val="0"/>
-              <w:widowControl/>
-              <w:suppressLineNumbers w:val="0"/>
-              <w:jc w:val="left"/>
-              <w:rPr>
-                <w:rFonts w:hint="eastAsia" w:ascii="宋体" w:hAnsi="宋体" w:eastAsia="宋体" w:cs="宋体"/>
-                <w:sz w:val="24"/>
-                <w:szCs w:val="24"/>
-              </w:rPr>
-            </w:pPr>
-            <w:r>
-              <w:rPr>
-                <w:rStyle w:val="9"/>
-                <w:rFonts w:hint="eastAsia" w:ascii="宋体" w:hAnsi="宋体" w:eastAsia="宋体" w:cs="宋体"/>
-                <w:kern w:val="0"/>
-                <w:sz w:val="24"/>
-                <w:szCs w:val="24"/>
-                <w:lang w:val="en-US" w:eastAsia="zh-CN" w:bidi="ar"/>
-              </w:rPr>
-              <w:t>预约审核与管控</w:t>
-            </w:r>
-          </w:p>
-        </w:tc>
-        <w:tc>
-          <w:tcPr>
-            <w:tcW w:w="0" w:type="auto"/>
-            <w:shd w:val="clear" w:color="auto" w:fill="auto"/>
-            <w:vAlign w:val="center"/>
-          </w:tcPr>
-          <w:p>
-            <w:pPr>
-              <w:keepNext w:val="0"/>
-              <w:keepLines w:val="0"/>
-              <w:widowControl/>
-              <w:suppressLineNumbers w:val="0"/>
-              <w:jc w:val="left"/>
-              <w:rPr>
-                <w:rFonts w:hint="eastAsia" w:ascii="宋体" w:hAnsi="宋体" w:eastAsia="宋体" w:cs="宋体"/>
-                <w:sz w:val="24"/>
-                <w:szCs w:val="24"/>
-              </w:rPr>
-            </w:pPr>
-            <w:r>
-              <w:rPr>
-                <w:rFonts w:hint="eastAsia" w:ascii="宋体" w:hAnsi="宋体" w:eastAsia="宋体" w:cs="宋体"/>
-                <w:kern w:val="0"/>
-                <w:sz w:val="24"/>
-                <w:szCs w:val="24"/>
-                <w:lang w:val="en-US" w:eastAsia="zh-CN" w:bidi="ar"/>
-              </w:rPr>
-              <w:t>改/删</w:t>
-            </w:r>
-          </w:p>
-        </w:tc>
-        <w:tc>
-          <w:tcPr>
-            <w:tcW w:w="0" w:type="auto"/>
-            <w:shd w:val="clear" w:color="auto" w:fill="auto"/>
-            <w:vAlign w:val="center"/>
-          </w:tcPr>
-          <w:p>
-            <w:pPr>
-              <w:keepNext w:val="0"/>
-              <w:keepLines w:val="0"/>
-              <w:widowControl/>
-              <w:suppressLineNumbers w:val="0"/>
-              <w:jc w:val="left"/>
-              <w:rPr>
-                <w:rFonts w:hint="eastAsia" w:ascii="宋体" w:hAnsi="宋体" w:eastAsia="宋体" w:cs="宋体"/>
-                <w:sz w:val="24"/>
-                <w:szCs w:val="24"/>
-              </w:rPr>
-            </w:pPr>
-            <w:r>
-              <w:rPr>
-                <w:rFonts w:hint="eastAsia" w:ascii="宋体" w:hAnsi="宋体" w:eastAsia="宋体" w:cs="宋体"/>
-                <w:kern w:val="0"/>
-                <w:sz w:val="24"/>
-                <w:szCs w:val="24"/>
-                <w:lang w:val="en-US" w:eastAsia="zh-CN" w:bidi="ar"/>
-              </w:rPr>
-              <w:t>管理员可查看所有预约；可</w:t>
-            </w:r>
-            <w:r>
-              <w:rPr>
-                <w:rStyle w:val="9"/>
-                <w:rFonts w:hint="eastAsia" w:ascii="宋体" w:hAnsi="宋体" w:eastAsia="宋体" w:cs="宋体"/>
-                <w:kern w:val="0"/>
-                <w:sz w:val="24"/>
-                <w:szCs w:val="24"/>
-                <w:lang w:val="en-US" w:eastAsia="zh-CN" w:bidi="ar"/>
-              </w:rPr>
-              <w:t>驳回</w:t>
-            </w:r>
-            <w:r>
-              <w:rPr>
-                <w:rFonts w:hint="eastAsia" w:ascii="宋体" w:hAnsi="宋体" w:eastAsia="宋体" w:cs="宋体"/>
-                <w:kern w:val="0"/>
-                <w:sz w:val="24"/>
-                <w:szCs w:val="24"/>
-                <w:lang w:val="en-US" w:eastAsia="zh-CN" w:bidi="ar"/>
-              </w:rPr>
-              <w:t>申请（需填写驳回理由）；可</w:t>
-            </w:r>
-            <w:r>
-              <w:rPr>
-                <w:rStyle w:val="9"/>
-                <w:rFonts w:hint="eastAsia" w:ascii="宋体" w:hAnsi="宋体" w:eastAsia="宋体" w:cs="宋体"/>
-                <w:kern w:val="0"/>
-                <w:sz w:val="24"/>
-                <w:szCs w:val="24"/>
-                <w:lang w:val="en-US" w:eastAsia="zh-CN" w:bidi="ar"/>
-              </w:rPr>
-              <w:t>强制取消</w:t>
-            </w:r>
-            <w:r>
-              <w:rPr>
-                <w:rFonts w:hint="eastAsia" w:ascii="宋体" w:hAnsi="宋体" w:eastAsia="宋体" w:cs="宋体"/>
-                <w:kern w:val="0"/>
-                <w:sz w:val="24"/>
-                <w:szCs w:val="24"/>
-                <w:lang w:val="en-US" w:eastAsia="zh-CN" w:bidi="ar"/>
-              </w:rPr>
-              <w:t>已确认的预约；支持导出预约记录（CSV格式）。</w:t>
-            </w:r>
-          </w:p>
-        </w:tc>
-        <w:tc>
-          <w:tcPr>
-            <w:tcW w:w="0" w:type="auto"/>
-            <w:shd w:val="clear" w:color="auto" w:fill="auto"/>
-            <w:vAlign w:val="center"/>
-          </w:tcPr>
-          <w:p>
-            <w:pPr>
-              <w:keepNext w:val="0"/>
-              <w:keepLines w:val="0"/>
-              <w:widowControl/>
-              <w:suppressLineNumbers w:val="0"/>
-              <w:jc w:val="left"/>
-              <w:rPr>
-                <w:rFonts w:hint="eastAsia" w:ascii="宋体" w:hAnsi="宋体" w:eastAsia="宋体" w:cs="宋体"/>
-                <w:sz w:val="24"/>
-                <w:szCs w:val="24"/>
-              </w:rPr>
-            </w:pPr>
-            <w:r>
-              <w:rPr>
-                <w:rFonts w:hint="eastAsia" w:ascii="宋体" w:hAnsi="宋体" w:eastAsia="宋体" w:cs="宋体"/>
-                <w:kern w:val="0"/>
-                <w:sz w:val="24"/>
-                <w:szCs w:val="24"/>
-                <w:lang w:val="en-US" w:eastAsia="zh-CN" w:bidi="ar"/>
-              </w:rPr>
-              <w:t>管理员</w:t>
             </w:r>
           </w:p>
         </w:tc>
@@ -5224,7 +5126,7 @@
                 <w:szCs w:val="24"/>
                 <w:lang w:val="en-US" w:eastAsia="zh-CN" w:bidi="ar"/>
               </w:rPr>
-              <w:t>个人预约管理</w:t>
+              <w:t>预约审核与管控</w:t>
             </w:r>
           </w:p>
         </w:tc>
@@ -5255,7 +5157,7 @@
                 <w:szCs w:val="24"/>
                 <w:lang w:val="en-US" w:eastAsia="zh-CN" w:bidi="ar"/>
               </w:rPr>
-              <w:t>查/改</w:t>
+              <w:t>改/删</w:t>
             </w:r>
           </w:p>
         </w:tc>
@@ -5286,7 +5188,7 @@
                 <w:szCs w:val="24"/>
                 <w:lang w:val="en-US" w:eastAsia="zh-CN" w:bidi="ar"/>
               </w:rPr>
-              <w:t>学生可查看自己的历史与当前预约；在预约开始前可主动</w:t>
+              <w:t>管理员可查看所有预约；可</w:t>
             </w:r>
             <w:r>
               <w:rPr>
@@ -5297,7 +5199,7 @@
                 <w:szCs w:val="24"/>
                 <w:lang w:val="en-US" w:eastAsia="zh-CN" w:bidi="ar"/>
               </w:rPr>
-              <w:t>取消</w:t>
+              <w:t>驳回</w:t>
             </w:r>
             <w:r>
               <w:rPr>
@@ -5307,7 +5209,28 @@
                 <w:szCs w:val="24"/>
                 <w:lang w:val="en-US" w:eastAsia="zh-CN" w:bidi="ar"/>
               </w:rPr>
-              <w:t>预约；查看预约的实时状态（待审核/已确认/已驳回/已完成/已取消）。</w:t>
+              <w:t>申请（需填写驳回理由）；可</w:t>
+            </w:r>
+            <w:r>
+              <w:rPr>
+                <w:rStyle w:val="9"/>
+                <w:rFonts w:hint="eastAsia" w:ascii="宋体" w:hAnsi="宋体" w:eastAsia="宋体" w:cs="宋体"/>
+                <w:kern w:val="0"/>
+                <w:sz w:val="24"/>
+                <w:szCs w:val="24"/>
+                <w:lang w:val="en-US" w:eastAsia="zh-CN" w:bidi="ar"/>
+              </w:rPr>
+              <w:t>强制取消</w:t>
+            </w:r>
+            <w:r>
+              <w:rPr>
+                <w:rFonts w:hint="eastAsia" w:ascii="宋体" w:hAnsi="宋体" w:eastAsia="宋体" w:cs="宋体"/>
+                <w:kern w:val="0"/>
+                <w:sz w:val="24"/>
+                <w:szCs w:val="24"/>
+                <w:lang w:val="en-US" w:eastAsia="zh-CN" w:bidi="ar"/>
+              </w:rPr>
+              <w:t>已确认的预约；支持导出预约记录（CSV格式）。</w:t>
             </w:r>
           </w:p>
         </w:tc>
@@ -5338,7 +5261,7 @@
                 <w:szCs w:val="24"/>
                 <w:lang w:val="en-US" w:eastAsia="zh-CN" w:bidi="ar"/>
               </w:rPr>
-              <w:t>学生</w:t>
+              <w:t>管理员</w:t>
             </w:r>
           </w:p>
         </w:tc>
@@ -5353,7 +5276,6 @@
             <w:insideH w:val="none" w:color="auto" w:sz="0" w:space="0"/>
             <w:insideV w:val="none" w:color="auto" w:sz="0" w:space="0"/>
           </w:tblBorders>
-          <w:shd w:val="clear" w:color="auto" w:fill="auto"/>
           <w:tblCellMar>
             <w:top w:w="15" w:type="dxa"/>
             <w:left w:w="15" w:type="dxa"/>
@@ -5392,7 +5314,7 @@
                 <w:szCs w:val="24"/>
                 <w:lang w:val="en-US" w:eastAsia="zh-CN" w:bidi="ar"/>
               </w:rPr>
-              <w:t>冲突与可用性检测</w:t>
+              <w:t>个人预约管理</w:t>
             </w:r>
           </w:p>
         </w:tc>
@@ -5423,7 +5345,7 @@
                 <w:szCs w:val="24"/>
                 <w:lang w:val="en-US" w:eastAsia="zh-CN" w:bidi="ar"/>
               </w:rPr>
-              <w:t>核心逻辑</w:t>
+              <w:t>查/改</w:t>
             </w:r>
           </w:p>
         </w:tc>
@@ -5454,7 +5376,28 @@
                 <w:szCs w:val="24"/>
                 <w:lang w:val="en-US" w:eastAsia="zh-CN" w:bidi="ar"/>
               </w:rPr>
-              <w:t>在提交预约前，系统必须校验目标时段是否已被占用；校验该学生当日累计预约时长是否超过上限（如8小时）。</w:t>
+              <w:t>学生可查看自己的历史与当前预约；在预约开始前可主动</w:t>
+            </w:r>
+            <w:r>
+              <w:rPr>
+                <w:rStyle w:val="9"/>
+                <w:rFonts w:hint="eastAsia" w:ascii="宋体" w:hAnsi="宋体" w:eastAsia="宋体" w:cs="宋体"/>
+                <w:kern w:val="0"/>
+                <w:sz w:val="24"/>
+                <w:szCs w:val="24"/>
+                <w:lang w:val="en-US" w:eastAsia="zh-CN" w:bidi="ar"/>
+              </w:rPr>
+              <w:t>取消</w:t>
+            </w:r>
+            <w:r>
+              <w:rPr>
+                <w:rFonts w:hint="eastAsia" w:ascii="宋体" w:hAnsi="宋体" w:eastAsia="宋体" w:cs="宋体"/>
+                <w:kern w:val="0"/>
+                <w:sz w:val="24"/>
+                <w:szCs w:val="24"/>
+                <w:lang w:val="en-US" w:eastAsia="zh-CN" w:bidi="ar"/>
+              </w:rPr>
+              <w:t>预约；查看预约的实时状态（待审核/已确认/已驳回/已完成/已取消）。</w:t>
             </w:r>
           </w:p>
         </w:tc>
@@ -5485,6 +5428,152 @@
                 <w:szCs w:val="24"/>
                 <w:lang w:val="en-US" w:eastAsia="zh-CN" w:bidi="ar"/>
               </w:rPr>
+              <w:t>学生</w:t>
+            </w:r>
+          </w:p>
+        </w:tc>
+      </w:tr>
+      <w:tr>
+        <w:tblPrEx>
+          <w:tblBorders>
+            <w:top w:val="none" w:color="auto" w:sz="0" w:space="0"/>
+            <w:left w:val="none" w:color="auto" w:sz="0" w:space="0"/>
+            <w:bottom w:val="none" w:color="auto" w:sz="0" w:space="0"/>
+            <w:right w:val="none" w:color="auto" w:sz="0" w:space="0"/>
+            <w:insideH w:val="none" w:color="auto" w:sz="0" w:space="0"/>
+            <w:insideV w:val="none" w:color="auto" w:sz="0" w:space="0"/>
+          </w:tblBorders>
+          <w:tblCellMar>
+            <w:top w:w="15" w:type="dxa"/>
+            <w:left w:w="15" w:type="dxa"/>
+            <w:bottom w:w="15" w:type="dxa"/>
+            <w:right w:w="15" w:type="dxa"/>
+          </w:tblCellMar>
+        </w:tblPrEx>
+        <w:trPr>
+          <w:tblCellSpacing w:w="15" w:type="dxa"/>
+        </w:trPr>
+        <w:tc>
+          <w:tcPr>
+            <w:tcW w:w="0" w:type="auto"/>
+            <w:shd w:val="clear" w:color="auto" w:fill="auto"/>
+            <w:vAlign w:val="center"/>
+          </w:tcPr>
+          <w:p>
+            <w:pPr>
+              <w:keepNext w:val="0"/>
+              <w:keepLines w:val="0"/>
+              <w:widowControl/>
+              <w:suppressLineNumbers w:val="0"/>
+              <w:jc w:val="left"/>
+              <w:rPr>
+                <w:rFonts w:hint="eastAsia" w:ascii="宋体" w:hAnsi="宋体" w:eastAsia="宋体" w:cs="宋体"/>
+                <w:sz w:val="24"/>
+                <w:szCs w:val="24"/>
+              </w:rPr>
+            </w:pPr>
+            <w:r>
+              <w:rPr>
+                <w:rStyle w:val="9"/>
+                <w:rFonts w:hint="eastAsia" w:ascii="宋体" w:hAnsi="宋体" w:eastAsia="宋体" w:cs="宋体"/>
+                <w:kern w:val="0"/>
+                <w:sz w:val="24"/>
+                <w:szCs w:val="24"/>
+                <w:lang w:val="en-US" w:eastAsia="zh-CN" w:bidi="ar"/>
+              </w:rPr>
+              <w:t>冲突与可用性检测</w:t>
+            </w:r>
+          </w:p>
+        </w:tc>
+        <w:tc>
+          <w:tcPr>
+            <w:tcW w:w="0" w:type="auto"/>
+            <w:shd w:val="clear" w:color="auto" w:fill="auto"/>
+            <w:vAlign w:val="center"/>
+          </w:tcPr>
+          <w:p>
+            <w:pPr>
+              <w:keepNext w:val="0"/>
+              <w:keepLines w:val="0"/>
+              <w:widowControl/>
+              <w:suppressLineNumbers w:val="0"/>
+              <w:jc w:val="left"/>
+              <w:rPr>
+                <w:rFonts w:hint="eastAsia" w:ascii="宋体" w:hAnsi="宋体" w:eastAsia="宋体" w:cs="宋体"/>
+                <w:sz w:val="24"/>
+                <w:szCs w:val="24"/>
+              </w:rPr>
+            </w:pPr>
+            <w:r>
+              <w:rPr>
+                <w:rFonts w:hint="eastAsia" w:ascii="宋体" w:hAnsi="宋体" w:eastAsia="宋体" w:cs="宋体"/>
+                <w:kern w:val="0"/>
+                <w:sz w:val="24"/>
+                <w:szCs w:val="24"/>
+                <w:lang w:val="en-US" w:eastAsia="zh-CN" w:bidi="ar"/>
+              </w:rPr>
+              <w:t>核心逻辑</w:t>
+            </w:r>
+          </w:p>
+        </w:tc>
+        <w:tc>
+          <w:tcPr>
+            <w:tcW w:w="0" w:type="auto"/>
+            <w:shd w:val="clear" w:color="auto" w:fill="auto"/>
+            <w:vAlign w:val="center"/>
+          </w:tcPr>
+          <w:p>
+            <w:pPr>
+              <w:keepNext w:val="0"/>
+              <w:keepLines w:val="0"/>
+              <w:widowControl/>
+              <w:suppressLineNumbers w:val="0"/>
+              <w:jc w:val="left"/>
+              <w:rPr>
+                <w:rFonts w:hint="eastAsia" w:ascii="宋体" w:hAnsi="宋体" w:eastAsia="宋体" w:cs="宋体"/>
+                <w:sz w:val="24"/>
+                <w:szCs w:val="24"/>
+              </w:rPr>
+            </w:pPr>
+            <w:r>
+              <w:rPr>
+                <w:rFonts w:hint="eastAsia" w:ascii="宋体" w:hAnsi="宋体" w:eastAsia="宋体" w:cs="宋体"/>
+                <w:kern w:val="0"/>
+                <w:sz w:val="24"/>
+                <w:szCs w:val="24"/>
+                <w:lang w:val="en-US" w:eastAsia="zh-CN" w:bidi="ar"/>
+              </w:rPr>
+              <w:t>在提交预约前，系统必须校验目标时段是否已被占用；校验该学生当日累计预约时长是否超过上限（如8小时）。</w:t>
+            </w:r>
+          </w:p>
+        </w:tc>
+        <w:tc>
+          <w:tcPr>
+            <w:tcW w:w="0" w:type="auto"/>
+            <w:shd w:val="clear" w:color="auto" w:fill="auto"/>
+            <w:vAlign w:val="center"/>
+          </w:tcPr>
+          <w:p>
+            <w:pPr>
+              <w:keepNext w:val="0"/>
+              <w:keepLines w:val="0"/>
+              <w:widowControl/>
+              <w:suppressLineNumbers w:val="0"/>
+              <w:jc w:val="left"/>
+              <w:rPr>
+                <w:rFonts w:hint="eastAsia" w:ascii="宋体" w:hAnsi="宋体" w:eastAsia="宋体" w:cs="宋体"/>
+                <w:sz w:val="24"/>
+                <w:szCs w:val="24"/>
+              </w:rPr>
+            </w:pPr>
+            <w:r>
+              <w:rPr>
+                <w:rFonts w:hint="eastAsia" w:ascii="宋体" w:hAnsi="宋体" w:eastAsia="宋体" w:cs="宋体"/>
+                <w:kern w:val="0"/>
+                <w:sz w:val="24"/>
+                <w:szCs w:val="24"/>
+                <w:lang w:val="en-US" w:eastAsia="zh-CN" w:bidi="ar"/>
+              </w:rPr>
               <w:t>系统</w:t>
             </w:r>
           </w:p>
@@ -5626,7 +5715,7 @@
           <w:sz w:val="24"/>
           <w:szCs w:val="24"/>
         </w:rPr>
-        <w:t>4. 数据属性需求</w:t>
+        <w:t>4. 数据属性</w:t>
       </w:r>
     </w:p>
     <w:p>
@@ -5931,7 +6020,24 @@
           <w:sz w:val="24"/>
           <w:szCs w:val="24"/>
         </w:rPr>
-        <w:t>5. 非功能性需求</w:t>
+        <w:t>5. 非功能性</w:t>
+      </w:r>
+      <w:r>
+        <w:rPr>
+          <w:rFonts w:hint="eastAsia" w:cs="宋体"/>
+          <w:sz w:val="24"/>
+          <w:szCs w:val="24"/>
+          <w:lang w:val="en-US" w:eastAsia="zh-CN"/>
+        </w:rPr>
+        <w:t>要</w:t>
+      </w:r>
+      <w:r>
+        <w:rPr>
+          <w:rFonts w:hint="eastAsia" w:ascii="宋体" w:hAnsi="宋体" w:eastAsia="宋体" w:cs="宋体"/>
+          <w:sz w:val="24"/>
+          <w:szCs w:val="24"/>
+        </w:rPr>
+        <w:t>求</w:t>
       </w:r>
     </w:p>
     <w:p>
@@ -6239,7 +6345,6 @@
             <w:insideH w:val="none" w:color="auto" w:sz="0" w:space="0"/>
             <w:insideV w:val="none" w:color="auto" w:sz="0" w:space="0"/>
           </w:tblBorders>
-          <w:shd w:val="clear" w:color="auto" w:fill="auto"/>
           <w:tblCellMar>
             <w:top w:w="15" w:type="dxa"/>
             <w:left w:w="15" w:type="dxa"/>
@@ -6423,7 +6528,6 @@
             <w:insideH w:val="none" w:color="auto" w:sz="0" w:space="0"/>
             <w:insideV w:val="none" w:color="auto" w:sz="0" w:space="0"/>
           </w:tblBorders>
-          <w:shd w:val="clear" w:color="auto" w:fill="auto"/>
           <w:tblCellMar>
             <w:top w:w="15" w:type="dxa"/>
             <w:left w:w="15" w:type="dxa"/>
@@ -6580,7 +6684,6 @@
             <w:insideH w:val="none" w:color="auto" w:sz="0" w:space="0"/>
             <w:insideV w:val="none" w:color="auto" w:sz="0" w:space="0"/>
           </w:tblBorders>
-          <w:shd w:val="clear" w:color="auto" w:fill="auto"/>
           <w:tblCellMar>
             <w:top w:w="15" w:type="dxa"/>
             <w:left w:w="15" w:type="dxa"/>
@@ -6737,7 +6840,6 @@
             <w:insideH w:val="none" w:color="auto" w:sz="0" w:space="0"/>
             <w:insideV w:val="none" w:color="auto" w:sz="0" w:space="0"/>
           </w:tblBorders>
-          <w:shd w:val="clear" w:color="auto" w:fill="auto"/>
           <w:tblCellMar>
             <w:top w:w="15" w:type="dxa"/>
             <w:left w:w="15" w:type="dxa"/>
@@ -6894,7 +6996,6 @@
             <w:insideH w:val="none" w:color="auto" w:sz="0" w:space="0"/>
             <w:insideV w:val="none" w:color="auto" w:sz="0" w:space="0"/>
           </w:tblBorders>
-          <w:shd w:val="clear" w:color="auto" w:fill="auto"/>
           <w:tblCellMar>
             <w:top w:w="15" w:type="dxa"/>
             <w:left w:w="15" w:type="dxa"/>
@@ -7218,7 +7319,7 @@
           <w:u w:val="none"/>
           <w:lang w:val="en-US" w:eastAsia="zh-CN" w:bidi="ar-SA"/>
         </w:rPr>
-        <w:t>4. 数据属性需求</w:t>
+        <w:t>4. 数据属性</w:t>
       </w:r>
     </w:p>
     <w:p>
@@ -7379,35 +7480,6 @@
     </w:p>
     <w:p>
       <w:pPr>
-        <w:keepNext/>
-        <w:keepLines/>
-        <w:widowControl w:val="0"/>
-        <w:spacing w:before="0" w:beforeLines="0" w:beforeAutospacing="0" w:after="0" w:afterLines="0" w:afterAutospacing="0" w:line="240" w:lineRule="auto"/>
-        <w:jc w:val="both"/>
-        <w:outlineLvl w:val="1"/>
-        <w:rPr>
-          <w:sz w:val="24"/>
-          <w:szCs w:val="24"/>
-        </w:rPr>
-      </w:pPr>
-      <w:r>
-        <w:rPr>
-          <w:rFonts w:ascii="Arial" w:hAnsi="Arial" w:eastAsia="宋体" w:cstheme="minorBidi"/>
-          <w:b/>
-          <w:i w:val="0"/>
-          <w:strike w:val="0"/>
-          <w:color w:val="auto"/>
-          <w:kern w:val="2"/>
-          <w:sz w:val="24"/>
-          <w:szCs w:val="24"/>
-          <w:u w:val="none"/>
-          <w:lang w:val="en-US" w:eastAsia="zh-CN" w:bidi="ar-SA"/>
-        </w:rPr>
-        <w:t>5. 非功能性需求</w:t>
-      </w:r>
-    </w:p>
-    <w:p>
-      <w:pPr>
         <w:widowControl w:val="0"/>
         <w:numPr>
           <w:ilvl w:val="0"/>
@@ -7430,19 +7502,47 @@
         </w:rPr>
       </w:pPr>
       <w:r>
-        <w:rPr>
-          <w:rFonts w:eastAsia="宋体" w:asciiTheme="minorHAnsi" w:hAnsiTheme="minorHAnsi" w:cstheme="minorBidi"/>
-          <w:b w:val="0"/>
-          <w:i w:val="0"/>
-          <w:strike w:val="0"/>
-          <w:color w:val="auto"/>
-          <w:kern w:val="2"/>
-          <w:sz w:val="24"/>
-          <w:szCs w:val="24"/>
-          <w:u w:val="none"/>
-          <w:lang w:val="en-US" w:eastAsia="zh-CN" w:bidi="ar-SA"/>
-        </w:rPr>
-        <w:t>数据联动一致性：当管理员修改或禁用某个时段时，需校验该时段下是否已存在“已确认”的预约。若有，需给出警告或限制修改，防止破坏已有的有效预约记录。</w:t>
+        <w:drawing>
+          <wp:inline distT="0" distB="0" distL="114300" distR="114300">
+            <wp:extent cx="5272405" cy="3111500"/>
+            <wp:effectExtent l="0" t="0" r="10795" b="0"/>
+            <wp:docPr id="8" name="图片 6"/>
+            <wp:cNvGraphicFramePr>
+              <a:graphicFrameLocks xmlns:a="http://schemas.openxmlformats.org/drawingml/2006/main" noChangeAspect="1"/>
+            </wp:cNvGraphicFramePr>
+            <a:graphic xmlns:a="http://schemas.openxmlformats.org/drawingml/2006/main">
+              <a:graphicData uri="http://schemas.openxmlformats.org/drawingml/2006/picture">
+                <pic:pic xmlns:pic="http://schemas.openxmlformats.org/drawingml/2006/picture">
+                  <pic:nvPicPr>
+                    <pic:cNvPr id="8" name="图片 6"/>
+                    <pic:cNvPicPr>
+                      <a:picLocks noChangeAspect="1"/>
+                    </pic:cNvPicPr>
+                  </pic:nvPicPr>
+                  <pic:blipFill>
+                    <a:blip r:embed="rId10"/>
+                    <a:stretch>
+                      <a:fillRect/>
+                    </a:stretch>
+                  </pic:blipFill>
+                  <pic:spPr>
+                    <a:xfrm>
+                      <a:off x="0" y="0"/>
+                      <a:ext cx="5272405" cy="3111500"/>
+                    </a:xfrm>
+                    <a:prstGeom prst="rect">
+                      <a:avLst/>
+                    </a:prstGeom>
+                    <a:noFill/>
+                    <a:ln>
+                      <a:noFill/>
+                    </a:ln>
+                  </pic:spPr>
+                </pic:pic>
+              </a:graphicData>
+            </a:graphic>
+          </wp:inline>
+        </w:drawing>
       </w:r>
     </w:p>
     <w:p>
@@ -7579,6 +7679,7 @@
             <w:insideH w:val="none" w:color="auto" w:sz="0" w:space="0"/>
             <w:insideV w:val="none" w:color="auto" w:sz="0" w:space="0"/>
           </w:tblBorders>
+          <w:shd w:val="clear" w:color="auto" w:fill="auto"/>
           <w:tblCellMar>
             <w:top w:w="15" w:type="dxa"/>
             <w:left w:w="15" w:type="dxa"/>
@@ -7758,7 +7859,6 @@
             <w:insideH w:val="none" w:color="auto" w:sz="0" w:space="0"/>
             <w:insideV w:val="none" w:color="auto" w:sz="0" w:space="0"/>
           </w:tblBorders>
-          <w:shd w:val="clear" w:color="auto" w:fill="auto"/>
           <w:tblCellMar>
             <w:top w:w="15" w:type="dxa"/>
             <w:left w:w="15" w:type="dxa"/>
@@ -7885,7 +7985,6 @@
             <w:insideH w:val="none" w:color="auto" w:sz="0" w:space="0"/>
             <w:insideV w:val="none" w:color="auto" w:sz="0" w:space="0"/>
           </w:tblBorders>
-          <w:shd w:val="clear" w:color="auto" w:fill="auto"/>
           <w:tblCellMar>
             <w:top w:w="15" w:type="dxa"/>
             <w:left w:w="15" w:type="dxa"/>
@@ -8012,7 +8111,6 @@
             <w:insideH w:val="none" w:color="auto" w:sz="0" w:space="0"/>
             <w:insideV w:val="none" w:color="auto" w:sz="0" w:space="0"/>
           </w:tblBorders>
-          <w:shd w:val="clear" w:color="auto" w:fill="auto"/>
           <w:tblCellMar>
             <w:top w:w="15" w:type="dxa"/>
             <w:left w:w="15" w:type="dxa"/>
@@ -8139,7 +8237,6 @@
             <w:insideH w:val="none" w:color="auto" w:sz="0" w:space="0"/>
             <w:insideV w:val="none" w:color="auto" w:sz="0" w:space="0"/>
           </w:tblBorders>
-          <w:shd w:val="clear" w:color="auto" w:fill="auto"/>
           <w:tblCellMar>
             <w:top w:w="15" w:type="dxa"/>
             <w:left w:w="15" w:type="dxa"/>
@@ -8429,7 +8526,7 @@
           <w:u w:val="none"/>
           <w:lang w:val="en-US" w:eastAsia="zh-CN" w:bidi="ar-SA"/>
         </w:rPr>
-        <w:t>4. 数据属性需求</w:t>
+        <w:t>4. 数据属性</w:t>
       </w:r>
     </w:p>
     <w:p>
@@ -8509,8 +8606,6 @@
         </w:rPr>
         <w:t>关联与时间：id、laboratory_id（所属实验室）、start_time（开始时间）、end_time（结束时间）。</w:t>
       </w:r>
-      <w:bookmarkStart w:id="0" w:name="_GoBack"/>
-      <w:bookmarkEnd w:id="0"/>
     </w:p>
     <w:p>
       <w:pPr>
@@ -8553,31 +8648,6 @@
     </w:p>
     <w:p>
       <w:pPr>
-        <w:keepNext/>
-        <w:keepLines/>
-        <w:widowControl w:val="0"/>
-        <w:spacing w:before="0" w:beforeLines="0" w:beforeAutospacing="0" w:after="0" w:afterLines="0" w:afterAutospacing="0" w:line="240" w:lineRule="auto"/>
-        <w:jc w:val="both"/>
-        <w:outlineLvl w:val="1"/>
-      </w:pPr>
-      <w:r>
-        <w:rPr>
-          <w:rFonts w:ascii="Arial" w:hAnsi="Arial" w:eastAsia="宋体" w:cstheme="minorBidi"/>
-          <w:b/>
-          <w:i w:val="0"/>
-          <w:strike w:val="0"/>
-          <w:color w:val="auto"/>
-          <w:kern w:val="2"/>
-          <w:sz w:val="28"/>
-          <w:szCs w:val="24"/>
-          <w:u w:val="none"/>
-          <w:lang w:val="en-US" w:eastAsia="zh-CN" w:bidi="ar-SA"/>
-        </w:rPr>
-        <w:t>5. 非功能性需求</w:t>
-      </w:r>
-    </w:p>
-    <w:p>
-      <w:pPr>
         <w:widowControl w:val="0"/>
         <w:numPr>
           <w:ilvl w:val="0"/>
@@ -8586,8 +8656,9 @@
         <w:spacing w:before="0" w:after="120" w:line="360" w:lineRule="auto"/>
         <w:jc w:val="both"/>
         <w:rPr>
-          <w:rFonts w:eastAsia="宋体" w:asciiTheme="minorHAnsi" w:hAnsiTheme="minorHAnsi" w:cstheme="minorBidi"/>
-          <w:b w:val="0"/>
+          <w:rFonts w:hint="default" w:eastAsia="宋体" w:asciiTheme="minorHAnsi" w:hAnsiTheme="minorHAnsi" w:cstheme="minorBidi"/>
+          <w:b/>
+          <w:bCs/>
           <w:i w:val="0"/>
           <w:strike w:val="0"/>
           <w:color w:val="auto"/>
@@ -8600,8 +8671,9 @@
       </w:pPr>
       <w:r>
         <w:rPr>
-          <w:rFonts w:eastAsia="宋体" w:asciiTheme="minorHAnsi" w:hAnsiTheme="minorHAnsi" w:cstheme="minorBidi"/>
-          <w:b w:val="0"/>
+          <w:rFonts w:hint="eastAsia" w:eastAsia="宋体" w:cstheme="minorBidi"/>
+          <w:b/>
+          <w:bCs/>
           <w:i w:val="0"/>
           <w:strike w:val="0"/>
           <w:color w:val="auto"/>
@@ -8611,7 +8683,7 @@
           <w:u w:val="none"/>
           <w:lang w:val="en-US" w:eastAsia="zh-CN" w:bidi="ar-SA"/>
         </w:rPr>
-        <w:t>数据动一致性：当管理员修改或禁用某个时段时，需校验该时段下是否已存在“已确认”的预约。若有，需给出警告或限制修改，防止破坏已有的有效预约记录。</w:t>
+        <w:t>详细设计图</w:t>
       </w:r>
     </w:p>
     <w:p>
@@ -8623,58 +8695,6 @@
         </w:numPr>
         <w:spacing w:before="0" w:after="120" w:line="360" w:lineRule="auto"/>
         <w:jc w:val="both"/>
-        <w:rPr>
-          <w:rFonts w:hint="default" w:eastAsia="宋体" w:asciiTheme="minorHAnsi" w:hAnsiTheme="minorHAnsi" w:cstheme="minorBidi"/>
-          <w:b/>
-          <w:bCs/>
-          <w:i w:val="0"/>
-          <w:strike w:val="0"/>
-          <w:color w:val="auto"/>
-          <w:kern w:val="2"/>
-          <w:sz w:val="24"/>
-          <w:szCs w:val="24"/>
-          <w:u w:val="none"/>
-          <w:lang w:val="en-US" w:eastAsia="zh-CN" w:bidi="ar-SA"/>
-        </w:rPr>
-      </w:pPr>
-      <w:r>
-        <w:rPr>
-          <w:rFonts w:hint="eastAsia" w:eastAsia="宋体" w:cstheme="minorBidi"/>
-          <w:b/>
-          <w:bCs/>
-          <w:i w:val="0"/>
-          <w:strike w:val="0"/>
-          <w:color w:val="auto"/>
-          <w:kern w:val="2"/>
-          <w:sz w:val="24"/>
-          <w:szCs w:val="24"/>
-          <w:u w:val="none"/>
-          <w:lang w:val="en-US" w:eastAsia="zh-CN" w:bidi="ar-SA"/>
-        </w:rPr>
-        <w:t>详细设计图</w:t>
-      </w:r>
-    </w:p>
-    <w:p>
-      <w:pPr>
-        <w:widowControl w:val="0"/>
-        <w:numPr>
-          <w:ilvl w:val="0"/>
-          <w:numId w:val="0"/>
-        </w:numPr>
-        <w:spacing w:before="0" w:after="120" w:line="360" w:lineRule="auto"/>
-        <w:jc w:val="both"/>
-        <w:rPr>
-          <w:rFonts w:eastAsia="宋体" w:asciiTheme="minorHAnsi" w:hAnsiTheme="minorHAnsi" w:cstheme="minorBidi"/>
-          <w:b w:val="0"/>
-          <w:i w:val="0"/>
-          <w:strike w:val="0"/>
-          <w:color w:val="auto"/>
-          <w:kern w:val="2"/>
-          <w:sz w:val="24"/>
-          <w:szCs w:val="24"/>
-          <w:u w:val="none"/>
-          <w:lang w:val="en-US" w:eastAsia="zh-CN" w:bidi="ar-SA"/>
-        </w:rPr>
       </w:pPr>
       <w:r>
         <w:drawing>
@@ -8695,7 +8715,7 @@
                     </pic:cNvPicPr>
                   </pic:nvPicPr>
                   <pic:blipFill>
-                    <a:blip r:embed="rId8"/>
+                    <a:blip r:embed="rId11"/>
                     <a:stretch>
                       <a:fillRect/>
                     </a:stretch>
@@ -8704,6 +8724,107 @@
                     <a:xfrm>
                       <a:off x="0" y="0"/>
                       <a:ext cx="5265420" cy="2889250"/>
+                    </a:xfrm>
+                    <a:prstGeom prst="rect">
+                      <a:avLst/>
+                    </a:prstGeom>
+                    <a:noFill/>
+                    <a:ln>
+                      <a:noFill/>
+                    </a:ln>
+                  </pic:spPr>
+                </pic:pic>
+              </a:graphicData>
+            </a:graphic>
+          </wp:inline>
+        </w:drawing>
+      </w:r>
+      <w:bookmarkStart w:id="0" w:name="_GoBack"/>
+      <w:bookmarkEnd w:id="0"/>
+    </w:p>
+    <w:p>
+      <w:pPr>
+        <w:widowControl w:val="0"/>
+        <w:numPr>
+          <w:ilvl w:val="0"/>
+          <w:numId w:val="0"/>
+        </w:numPr>
+        <w:spacing w:before="0" w:after="120" w:line="360" w:lineRule="auto"/>
+        <w:jc w:val="both"/>
+      </w:pPr>
+    </w:p>
+    <w:p>
+      <w:pPr>
+        <w:widowControl w:val="0"/>
+        <w:numPr>
+          <w:ilvl w:val="0"/>
+          <w:numId w:val="0"/>
+        </w:numPr>
+        <w:spacing w:before="0" w:after="120" w:line="360" w:lineRule="auto"/>
+        <w:jc w:val="both"/>
+        <w:rPr>
+          <w:rFonts w:hint="eastAsia"/>
+          <w:b/>
+          <w:bCs/>
+          <w:sz w:val="22"/>
+          <w:szCs w:val="28"/>
+          <w:lang w:val="en-US" w:eastAsia="zh-CN"/>
+        </w:rPr>
+      </w:pPr>
+      <w:r>
+        <w:rPr>
+          <w:rFonts w:hint="eastAsia"/>
+          <w:b/>
+          <w:bCs/>
+          <w:sz w:val="22"/>
+          <w:szCs w:val="28"/>
+          <w:lang w:val="en-US" w:eastAsia="zh-CN"/>
+        </w:rPr>
+        <w:t>界面设计</w:t>
+      </w:r>
+    </w:p>
+    <w:p>
+      <w:pPr>
+        <w:widowControl w:val="0"/>
+        <w:numPr>
+          <w:ilvl w:val="0"/>
+          <w:numId w:val="0"/>
+        </w:numPr>
+        <w:spacing w:before="0" w:after="120" w:line="360" w:lineRule="auto"/>
+        <w:jc w:val="both"/>
+        <w:rPr>
+          <w:rFonts w:hint="default"/>
+          <w:lang w:val="en-US" w:eastAsia="zh-CN"/>
+        </w:rPr>
+      </w:pPr>
+      <w:r>
+        <w:drawing>
+          <wp:inline distT="0" distB="0" distL="114300" distR="114300">
+            <wp:extent cx="5269865" cy="3444240"/>
+            <wp:effectExtent l="0" t="0" r="635" b="10160"/>
+            <wp:docPr id="9" name="图片 7"/>
+            <wp:cNvGraphicFramePr>
+              <a:graphicFrameLocks xmlns:a="http://schemas.openxmlformats.org/drawingml/2006/main" noChangeAspect="1"/>
+            </wp:cNvGraphicFramePr>
+            <a:graphic xmlns:a="http://schemas.openxmlformats.org/drawingml/2006/main">
+              <a:graphicData uri="http://schemas.openxmlformats.org/drawingml/2006/picture">
+                <pic:pic xmlns:pic="http://schemas.openxmlformats.org/drawingml/2006/picture">
+                  <pic:nvPicPr>
+                    <pic:cNvPr id="9" name="图片 7"/>
+                    <pic:cNvPicPr>
+                      <a:picLocks noChangeAspect="1"/>
+                    </pic:cNvPicPr>
+                  </pic:nvPicPr>
+                  <pic:blipFill>
+                    <a:blip r:embed="rId12"/>
+                    <a:stretch>
+                      <a:fillRect/>
+                    </a:stretch>
+                  </pic:blipFill>
+                  <pic:spPr>
+                    <a:xfrm>
+                      <a:off x="0" y="0"/>
+                      <a:ext cx="5269865" cy="3444240"/>
                     </a:xfrm>
                     <a:prstGeom prst="rect">
                       <a:avLst/>
